--- a/courseware/PP Assessment -Agentic AI Applications with Claude Code- v3.docx
+++ b/courseware/PP Assessment -Agentic AI Applications with Claude Code- v3.docx
@@ -972,7 +972,7 @@
           <w:bCs w:val="1"/>
           <w:rtl w:val="0"/>
         </w:rPr>
-        <w:t>Task 3: Add a WhatsApp floating widget to the website (linked to +65 9698 3731) and show it on the page. Paste a screenshot below. (A6/A7)</w:t>
+        <w:t>Task 3: Add a WhatsApp floating widget to the website (linked to your own phone number) and show it on the page. Paste a screenshot below. (A6/A7)</w:t>
       </w:r>
       <w:r>
         <w:rPr>
